--- a/report_assets/Assignment2_Report.docx
+++ b/report_assets/Assignment2_Report.docx
@@ -9007,7 +9007,7 @@
         <w:rPr>
           <w:sz w:val="21"/>
         </w:rPr>
-        <w:t>Database: MongoDB Atlas (cloud-hosted), accessed via Mongoose</w:t>
+        <w:t>Database: MongoDB Community Edition 8.0, accessed via Mongoose</w:t>
       </w:r>
     </w:p>
     <w:p>
@@ -9040,7 +9040,32 @@
         <w:rPr>
           <w:sz w:val="21"/>
         </w:rPr>
-        <w:t>Hosting (backend): Render (Node web service, free tier, auto-deploys from Git)</w:t>
+        <w:t>Process manager: PM2 (keeps the API running continuously and restarts it automatically on crash or instance reboot)</w:t>
+      </w:r>
+    </w:p>
+    <w:p>
+      <w:pPr>
+        <w:pStyle w:val="ListBullet"/>
+      </w:pPr>
+      <w:r>
+        <w:rPr>
+          <w:sz w:val="21"/>
+        </w:rPr>
+        <w:t>Hosting (backend + database): a single AWS EC2 t3.micro instance (Ubuntu 24.04 LTS)</w:t>
+      </w:r>
+    </w:p>
+    <w:p>
+      <w:pPr>
+        <w:spacing w:after="120"/>
+      </w:pPr>
+      <w:r>
+        <w:rPr>
+          <w:b w:val="0"/>
+          <w:i/>
+          <w:color w:val="555555"/>
+          <w:sz w:val="19"/>
+        </w:rPr>
+        <w:t>Note on hosting choice: the database was initially provisioned on MongoDB Atlas (the architecture described in the Group 8 proposal) and was fully functional from a local development machine. However, the TLS handshake between Atlas and every containerized PaaS host tested (Render and Railway) consistently failed with a low-level SSL alert specific to MongoDB's native wire protocol on port 27017, while every other outbound HTTPS connection from those same hosts (GitHub, npm, Atlas's own web dashboard) succeeded normally. After ruling out credentials, IP allow-listing, cluster health, Node.js version, and TLS protocol version as causes, the API and database were deployed together on a single AWS EC2 instance so that the connection is local (localhost) rather than crossing the public internet to Atlas - eliminating the failing network path entirely while keeping the same MongoDB/Mongoose codebase unchanged.</w:t>
       </w:r>
     </w:p>
     <w:p>
@@ -9053,20 +9078,6 @@
           <w:color w:val="2B5FD9"/>
         </w:rPr>
         <w:t>4.2 Live Endpoint URLs</w:t>
-      </w:r>
-    </w:p>
-    <w:p>
-      <w:pPr>
-        <w:spacing w:after="120"/>
-      </w:pPr>
-      <w:r>
-        <w:rPr>
-          <w:b/>
-          <w:i w:val="0"/>
-          <w:color w:val="B00020"/>
-          <w:sz w:val="21"/>
-        </w:rPr>
-        <w:t>[ TODO - fill in after deploying to Render/Heroku/AWS ]</w:t>
       </w:r>
     </w:p>
     <w:tbl>
@@ -9148,7 +9159,7 @@
           </w:tcPr>
           <w:p>
             <w:r>
-              <w:t>https://&lt;your-app-name&gt;.onrender.com/api/...</w:t>
+              <w:t>http://3.15.207.244:5000/api/health</w:t>
             </w:r>
           </w:p>
         </w:tc>
@@ -9180,7 +9191,7 @@
           </w:tcPr>
           <w:p>
             <w:r>
-              <w:t>https://&lt;your-app-name&gt;.onrender.com/api/...</w:t>
+              <w:t>http://3.15.207.244:5000/api/auth/register</w:t>
             </w:r>
           </w:p>
         </w:tc>
@@ -9212,7 +9223,7 @@
           </w:tcPr>
           <w:p>
             <w:r>
-              <w:t>https://&lt;your-app-name&gt;.onrender.com/api/...</w:t>
+              <w:t>http://3.15.207.244:5000/api/auth/login</w:t>
             </w:r>
           </w:p>
         </w:tc>
@@ -9224,7 +9235,7 @@
           </w:tcPr>
           <w:p>
             <w:r>
-              <w:t>Create Listing</w:t>
+              <w:t>Create Listing [REQUIRED]</w:t>
             </w:r>
           </w:p>
         </w:tc>
@@ -9244,7 +9255,7 @@
           </w:tcPr>
           <w:p>
             <w:r>
-              <w:t>https://&lt;your-app-name&gt;.onrender.com/api/...</w:t>
+              <w:t>http://3.15.207.244:5000/api/listings</w:t>
             </w:r>
           </w:p>
         </w:tc>
@@ -9256,7 +9267,7 @@
           </w:tcPr>
           <w:p>
             <w:r>
-              <w:t>Browse Listings</w:t>
+              <w:t>Browse Listings [REQUIRED]</w:t>
             </w:r>
           </w:p>
         </w:tc>
@@ -9276,13 +9287,27 @@
           </w:tcPr>
           <w:p>
             <w:r>
-              <w:t>https://&lt;your-app-name&gt;.onrender.com/api/...</w:t>
+              <w:t>http://3.15.207.244:5000/api/listings</w:t>
             </w:r>
           </w:p>
         </w:tc>
       </w:tr>
     </w:tbl>
     <w:p/>
+    <w:p>
+      <w:pPr>
+        <w:spacing w:after="120"/>
+      </w:pPr>
+      <w:r>
+        <w:rPr>
+          <w:b w:val="0"/>
+          <w:i/>
+          <w:color w:val="555555"/>
+          <w:sz w:val="19"/>
+        </w:rPr>
+        <w:t>The server is kept running continuously via PM2 with auto-restart on crash and on instance reboot, so these URLs should remain live for grading.</w:t>
+      </w:r>
+    </w:p>
     <w:p>
       <w:pPr>
         <w:pStyle w:val="Heading2"/>
@@ -9303,10 +9328,10 @@
         <w:rPr>
           <w:b/>
           <w:i w:val="0"/>
-          <w:color w:val="B00020"/>
+          <w:color w:val="1A1A1A"/>
           <w:sz w:val="21"/>
         </w:rPr>
-        <w:t>GitHub repository: [ TODO - paste your repo URL here, or note that a zip file is attached on Brightspace ]</w:t>
+        <w:t>GitHub repository: https://github.com/maheks1713-bit/Assignment---2</w:t>
       </w:r>
     </w:p>
     <w:p>
@@ -9346,7 +9371,7 @@
           <w:color w:val="1A1A1A"/>
           <w:sz w:val="21"/>
         </w:rPr>
-        <w:t>campuscart-sample-data.json (included with this submission) contains a full export of the seeded User, Listing, and SavedListing collections, produced by running `npm run seed` against the database. This satisfies the requirement to provide the source files for the database with data in it.</w:t>
+        <w:t>campuscart-sample-data.json (included with this submission) contains a full export of the seeded User, Listing, and SavedListing collections, taken directly from the live deployed database on the EC2 instance by running `npm run seed` there. This satisfies the requirement to provide the source files for the database with data in it.</w:t>
       </w:r>
     </w:p>
     <w:p>
@@ -9372,7 +9397,7 @@
           <w:color w:val="1A1A1A"/>
           <w:sz w:val="21"/>
         </w:rPr>
-        <w:t>A ready-to-import Postman collection (backend/postman/CampusCart.postman_collection.json) is included. Import it, set the collection variable baseUrl to the deployed Render URL, and run the requests in order (01 through 11) to reproduce every screenshot listed below.</w:t>
+        <w:t>A ready-to-import Postman collection (backend/postman/CampusCart.postman_collection.json) is included, pre-configured with baseUrl set to the live URL above. Import it and run the requests in order (01 through 11) to reproduce every screenshot listed below.</w:t>
       </w:r>
     </w:p>
     <w:p>
@@ -9862,7 +9887,7 @@
           <w:color w:val="B00020"/>
           <w:sz w:val="20"/>
         </w:rPr>
-        <w:t>[ INSERT SCREENSHOT HERE: 12 - MongoDB Atlas dashboard (or Compass) showing the persisted 'listings' collection with the document created via Postman ]</w:t>
+        <w:t>[ INSERT SCREENSHOT HERE: 12 - mongosh session on the EC2 instance (db.listings.find()) showing the persisted document created via Postman ]</w:t>
       </w:r>
     </w:p>
     <w:tbl>
@@ -9886,7 +9911,7 @@
                 <w:i/>
                 <w:color w:val="B00020"/>
               </w:rPr>
-              <w:t>[ INSERT SCREENSHOT HERE: 12 - MongoDB Atlas dashboard (or Compass) showing the persisted 'listings' collection with the document created via Postman ]</w:t>
+              <w:t>[ INSERT SCREENSHOT HERE: 12 - mongosh session on the EC2 instance (db.listings.find()) showing the persisted document created via Postman ]</w:t>
             </w:r>
           </w:p>
         </w:tc>
